--- a/fase5-mockup/Fase5-Mockup-SGA-APA7.docx
+++ b/fase5-mockup/Fase5-Mockup-SGA-APA7.docx
@@ -109,7 +109,7 @@
           <w:rFonts w:ascii="Times New Roman" w:hAnsi="Times New Roman"/>
           <w:sz w:val="24"/>
         </w:rPr>
-        <w:t>Este documento presenta el diseño de la interfaz del Sistema de Gestión Académica y convierte los casos de uso de la Fase 3 y el modelo de datos de la Fase 4 en pantallas concretas. Se definió la estructura de navegación por rol, un sistema de diseño con sus tokens y dieciséis componentes, y veintidós pantallas que cubren las veinticuatro historias del producto mínimo viable: acceso, restablecimiento de contraseña por autoservicio, paneles de los tres roles, gestión de personas y de la oferta académica, matrícula, registro de calificaciones y consulta de notas. El prototipo navegable se entrega como un archivo de Figma con las veintidós pantallas y ciento cuarenta y dos conexiones; no se dibujó a mano, sino que se generó con un plugin propio versionado en el repositorio, de modo que un cambio de interfaz se revisa como un diff de texto y se reproduce sin pasos manuales. Los requerimientos de interfaz se verificaron con mediciones y no con apreciaciones: ninguna pantalla desborda horizontalmente desde trescientos sesenta píxeles, la relación de contraste más baja de la paleta es de 4.6:1, las tareas frecuentes se alcanzan en tres interacciones o menos y el movimiento se desactiva cuando el sistema operativo lo pide. Se incluyen además el catálogo completo de mensajes del sistema, la trazabilidad de cada historia hasta su pantalla y su tabla, y el plan de validación con usuarios.</w:t>
+        <w:t>Este documento presenta el diseño de la interfaz del Sistema de Gestión Académica y convierte los casos de uso de la Fase 3 y el modelo de datos de la Fase 4 en pantallas concretas. Se definió la estructura de navegación por rol, un sistema de diseño con sus tokens y dieciséis componentes, y veintidós pantallas que cubren las veinticuatro historias del producto mínimo viable: acceso, restablecimiento de contraseña por autoservicio, paneles de los tres roles, gestión de personas y de la oferta académica, matrícula, registro de calificaciones y consulta de notas. El prototipo navegable se entrega como un archivo de Figma con las veintidós pantallas y ciento cuarenta y dos conexiones, construido sobre auto layout, estilos y variables, de modo que los componentes del sistema de diseño se definen una vez y se reutilizan en todas las pantallas. Los requerimientos de interfaz se verificaron con mediciones y no con apreciaciones: ninguna pantalla desborda horizontalmente desde trescientos sesenta píxeles, la relación de contraste más baja de la paleta es de 4.6:1, las tareas frecuentes se alcanzan en tres interacciones o menos y el movimiento se desactiva cuando el sistema operativo lo pide. Se incluyen además el catálogo completo de mensajes del sistema, la trazabilidad de cada historia hasta su pantalla y su tabla, y el plan de validación con usuarios.</w:t>
       </w:r>
     </w:p>
     <w:p>
@@ -6842,7 +6842,7 @@
           <w:rFonts w:ascii="Times New Roman" w:hAnsi="Times New Roman"/>
           <w:sz w:val="24"/>
         </w:rPr>
-        <w:t>Estas duraciones no son una ocurrencia: salieron de probarlas en un navegador, en la maqueta de trabajo con la que se midió la accesibilidad (sección 10.1). La profundidad —degradados, sombras, cintas de color y barras de ocupación— sí está en el prototipo entregado, porque es pintura y no animación, y se genera como relleno y efecto de cada frame.</w:t>
+        <w:t>Estas duraciones no son una ocurrencia: salieron de probarlas en un navegador, en la maqueta de trabajo con la que se midió la accesibilidad (sección 10.1). La profundidad —degradados, sombras, cintas de color y barras de ocupación— sí está en el prototipo entregado, porque es pintura y no animación: vive en el relleno y los efectos de cada frame.</w:t>
       </w:r>
       <w:r>
         <w:br w:type="page"/>
@@ -13648,7 +13648,7 @@
       <w:r>
         <w:drawing>
           <wp:inline xmlns:a="http://schemas.openxmlformats.org/drawingml/2006/main" xmlns:pic="http://schemas.openxmlformats.org/drawingml/2006/picture">
-            <wp:extent cx="5220000" cy="8113895"/>
+            <wp:extent cx="4400451" cy="6840000"/>
             <wp:docPr id="8" name="Picture 8"/>
             <wp:cNvGraphicFramePr>
               <a:graphicFrameLocks noChangeAspect="1"/>
@@ -13669,7 +13669,7 @@
                   <pic:spPr>
                     <a:xfrm>
                       <a:off x="0" y="0"/>
-                      <a:ext cx="5220000" cy="8113895"/>
+                      <a:ext cx="4400451" cy="6840000"/>
                     </a:xfrm>
                     <a:prstGeom prst="rect"/>
                   </pic:spPr>
@@ -15239,23 +15239,91 @@
           <w:rFonts w:ascii="Times New Roman" w:hAnsi="Times New Roman"/>
           <w:sz w:val="24"/>
         </w:rPr>
-        <w:t xml:space="preserve">En móvil, el encabezado de la tabla se oculta y cada celda muestra su rótulo delante del valor, tomado del atributo </w:t>
+        <w:t>En móvil, el encabezado de la tabla se oculta y cada celda muestra su rótulo delante del valor. La información es la misma; cambia la forma de leerla.</w:t>
       </w:r>
+    </w:p>
+    <w:p>
       <w:r>
         <w:rPr>
-          <w:rFonts w:ascii="Consolas" w:hAnsi="Consolas"/>
-          <w:sz w:val="22"/>
+          <w:rFonts w:ascii="Times New Roman" w:hAnsi="Times New Roman"/>
+          <w:b/>
+          <w:i w:val="0"/>
+          <w:sz w:val="24"/>
         </w:rPr>
-        <w:t>data-rotulo</w:t>
+        <w:t>Figura 9</w:t>
+      </w:r>
+    </w:p>
+    <w:p>
+      <w:r>
+        <w:rPr>
+          <w:rFonts w:ascii="Times New Roman" w:hAnsi="Times New Roman"/>
+          <w:b w:val="0"/>
+          <w:i/>
+          <w:sz w:val="24"/>
+        </w:rPr>
+        <w:t>El listado de estudiantes a 360 píxeles</w:t>
+      </w:r>
+    </w:p>
+    <w:p>
+      <w:pPr>
+        <w:jc w:val="center"/>
+      </w:pPr>
+      <w:r>
+        <w:drawing>
+          <wp:inline xmlns:a="http://schemas.openxmlformats.org/drawingml/2006/main" xmlns:pic="http://schemas.openxmlformats.org/drawingml/2006/picture">
+            <wp:extent cx="3327567" cy="6840000"/>
+            <wp:docPr id="9" name="Picture 9"/>
+            <wp:cNvGraphicFramePr>
+              <a:graphicFrameLocks noChangeAspect="1"/>
+            </wp:cNvGraphicFramePr>
+            <a:graphic>
+              <a:graphicData uri="http://schemas.openxmlformats.org/drawingml/2006/picture">
+                <pic:pic>
+                  <pic:nvPicPr>
+                    <pic:cNvPr id="0" name="06-listado-movil.png"/>
+                    <pic:cNvPicPr/>
+                  </pic:nvPicPr>
+                  <pic:blipFill>
+                    <a:blip r:embed="rId18"/>
+                    <a:stretch>
+                      <a:fillRect/>
+                    </a:stretch>
+                  </pic:blipFill>
+                  <pic:spPr>
+                    <a:xfrm>
+                      <a:off x="0" y="0"/>
+                      <a:ext cx="3327567" cy="6840000"/>
+                    </a:xfrm>
+                    <a:prstGeom prst="rect"/>
+                  </pic:spPr>
+                </pic:pic>
+              </a:graphicData>
+            </a:graphic>
+          </wp:inline>
+        </w:drawing>
+      </w:r>
+    </w:p>
+    <w:p>
+      <w:pPr>
+        <w:spacing w:line="240" w:lineRule="auto"/>
+      </w:pPr>
+      <w:r>
+        <w:rPr>
+          <w:rFonts w:ascii="Times New Roman" w:hAnsi="Times New Roman"/>
+          <w:i/>
+          <w:sz w:val="20"/>
+        </w:rPr>
+        <w:t xml:space="preserve">Nota. </w:t>
       </w:r>
       <w:r>
         <w:rPr>
           <w:rFonts w:ascii="Times New Roman" w:hAnsi="Times New Roman"/>
-          <w:sz w:val="24"/>
+          <w:sz w:val="20"/>
         </w:rPr>
-        <w:t>. La información es la misma; cambia la forma de leerla.</w:t>
+        <w:t>Cada fila de la tabla se vuelve una ficha y ninguna columna se pierde: código, estudiante, documento, correo, estado y acciones siguen estando, cada una con su rótulo delante. El menú lateral pasa arriba y el contenido ocupa el ancho completo.</w:t>
       </w:r>
     </w:p>
+    <w:p/>
     <w:p>
       <w:pPr>
         <w:pStyle w:val="Heading2"/>
@@ -15552,7 +15620,7 @@
         <w:pStyle w:val="Heading2"/>
       </w:pPr>
       <w:r>
-        <w:t>Cómo Está Hecho</w:t>
+        <w:t>Qué Contiene y Cómo se Recorre</w:t>
       </w:r>
     </w:p>
     <w:p>
@@ -15564,111 +15632,7 @@
           <w:rFonts w:ascii="Times New Roman" w:hAnsi="Times New Roman"/>
           <w:sz w:val="24"/>
         </w:rPr>
-        <w:t xml:space="preserve">El prototipo es un archivo de Figma con las 22 pantallas de la Tabla 2 y 142 conexiones entre ellas. No se dibujó arrastrando cajas: se </w:t>
-      </w:r>
-      <w:r>
-        <w:rPr>
-          <w:rFonts w:ascii="Times New Roman" w:hAnsi="Times New Roman"/>
-          <w:b/>
-          <w:sz w:val="24"/>
-        </w:rPr>
-        <w:t>generó por código</w:t>
-      </w:r>
-      <w:r>
-        <w:rPr>
-          <w:rFonts w:ascii="Times New Roman" w:hAnsi="Times New Roman"/>
-          <w:sz w:val="24"/>
-        </w:rPr>
-        <w:t>, con un plugin propio que sí está versionado en el repositorio.</w:t>
-      </w:r>
-    </w:p>
-    <w:p>
-      <w:pPr>
-        <w:spacing w:line="240" w:lineRule="auto"/>
-        <w:ind w:left="283"/>
-      </w:pPr>
-      <w:r>
-        <w:rPr>
-          <w:rFonts w:ascii="Consolas" w:hAnsi="Consolas"/>
-          <w:sz w:val="16"/>
-        </w:rPr>
-        <w:t>fase5-mockup/figma-plugin/</w:t>
-        <w:br/>
-        <w:t>├── manifest.json   Declaración del plugin</w:t>
-        <w:br/>
-        <w:t>├── code.js         Las 22 pantallas descritas como datos, y el generador</w:t>
-        <w:br/>
-        <w:t>└── README.md       Cómo ejecutarlo y qué se verificó</w:t>
-      </w:r>
-    </w:p>
-    <w:p/>
-    <w:p>
-      <w:pPr>
-        <w:ind w:firstLine="720"/>
-      </w:pPr>
-      <w:r>
-        <w:rPr>
-          <w:rFonts w:ascii="Times New Roman" w:hAnsi="Times New Roman"/>
-          <w:sz w:val="24"/>
-        </w:rPr>
-        <w:t>Cada pantalla se declara como una lista de bloques —título, mensaje, indicadores, tabla, formulario, ficha— y el generador los convierte en frames con auto layout, estilos de color y de texto, variables y las conexiones del prototipo. La razón es la misma de ADR-006, que ya decidió escribir los diagramas en lugar de dibujarlos: un cambio de interfaz se revisa como un diff de texto, se repite sin pasos manuales y no depende de que alguien recuerde dónde movió una caja.</w:t>
-      </w:r>
-    </w:p>
-    <w:p>
-      <w:pPr>
-        <w:ind w:firstLine="720"/>
-      </w:pPr>
-      <w:r>
-        <w:rPr>
-          <w:rFonts w:ascii="Times New Roman" w:hAnsi="Times New Roman"/>
-          <w:b/>
-          <w:sz w:val="24"/>
-        </w:rPr>
-        <w:t>Para abrirlo:</w:t>
-      </w:r>
-      <w:r>
-        <w:rPr>
-          <w:rFonts w:ascii="Times New Roman" w:hAnsi="Times New Roman"/>
-          <w:sz w:val="24"/>
-        </w:rPr>
-        <w:t xml:space="preserve"> en Figma, </w:t>
-      </w:r>
-      <w:r>
-        <w:rPr>
-          <w:rFonts w:ascii="Consolas" w:hAnsi="Consolas"/>
-          <w:sz w:val="22"/>
-        </w:rPr>
-        <w:t>Plugins &gt; Development &gt; SGA - Generador del prototipo &gt; Run</w:t>
-      </w:r>
-      <w:r>
-        <w:rPr>
-          <w:rFonts w:ascii="Times New Roman" w:hAnsi="Times New Roman"/>
-          <w:sz w:val="24"/>
-        </w:rPr>
-        <w:t xml:space="preserve">. Genera el archivo completo en una página nueva. Para recorrerlo, el botón </w:t>
-      </w:r>
-      <w:r>
-        <w:rPr>
-          <w:rFonts w:ascii="Times New Roman" w:hAnsi="Times New Roman"/>
-          <w:b/>
-          <w:sz w:val="24"/>
-        </w:rPr>
-        <w:t>Presentar</w:t>
-      </w:r>
-      <w:r>
-        <w:rPr>
-          <w:rFonts w:ascii="Times New Roman" w:hAnsi="Times New Roman"/>
-          <w:sz w:val="24"/>
-        </w:rPr>
-        <w:t xml:space="preserve"> arranca en la pantalla de acceso, que está fijada como punto de partida del flujo.</w:t>
-      </w:r>
-    </w:p>
-    <w:p>
-      <w:pPr>
-        <w:pStyle w:val="Heading2"/>
-      </w:pPr>
-      <w:r>
-        <w:t>Lo que se Verificó al Generarlo</w:t>
+        <w:t>El prototipo es un archivo de Figma con las 22 pantallas de la Tabla 2 y las 142 conexiones que las unen.</w:t>
       </w:r>
     </w:p>
     <w:p>
@@ -15690,7 +15654,7 @@
           <w:i/>
           <w:sz w:val="24"/>
         </w:rPr>
-        <w:t>Resultado de la generación</w:t>
+        <w:t>Contenido del archivo de Figma</w:t>
       </w:r>
     </w:p>
     <w:tbl>
@@ -15784,7 +15748,7 @@
                 <w:rFonts w:ascii="Times New Roman" w:hAnsi="Times New Roman"/>
                 <w:sz w:val="20"/>
               </w:rPr>
-              <w:t>Pantallas como frames con auto layout</w:t>
+              <w:t>Pantallas, cada una un frame con auto layout</w:t>
             </w:r>
           </w:p>
         </w:tc>
@@ -15834,7 +15798,7 @@
                 <w:rFonts w:ascii="Times New Roman" w:hAnsi="Times New Roman"/>
                 <w:sz w:val="20"/>
               </w:rPr>
-              <w:t>Conexiones, todas con transición Smart Animate de 300 ms</w:t>
+              <w:t>Conexiones entre pantallas</w:t>
             </w:r>
           </w:p>
         </w:tc>
@@ -15984,7 +15948,7 @@
                 <w:rFonts w:ascii="Times New Roman" w:hAnsi="Times New Roman"/>
                 <w:sz w:val="20"/>
               </w:rPr>
-              <w:t>Hoja de componentes del sistema de diseño</w:t>
+              <w:t>Hoja con los componentes del sistema de diseño</w:t>
             </w:r>
           </w:p>
         </w:tc>
@@ -16024,9 +15988,519 @@
           <w:rFonts w:ascii="Times New Roman" w:hAnsi="Times New Roman"/>
           <w:sz w:val="24"/>
         </w:rPr>
-        <w:t>El generador se probó en dos niveles: primero contra un doble de la API de plugins, fuera de Figma, que comprueba que cada nodo recibe valores que la API admite; después ejecutándolo de verdad en el editor. El segundo nivel importa, porque el primero no lo ve todo: el detalle de los cuatro defectos que aparecieron y de cuál de ellos el doble no detecta está en el README del plugin.</w:t>
+        <w:t xml:space="preserve">Dos decisiones de construcción sostienen todo lo demás. La primera es el </w:t>
+      </w:r>
+      <w:r>
+        <w:rPr>
+          <w:rFonts w:ascii="Times New Roman" w:hAnsi="Times New Roman"/>
+          <w:b/>
+          <w:sz w:val="24"/>
+        </w:rPr>
+        <w:t>auto layout</w:t>
+      </w:r>
+      <w:r>
+        <w:rPr>
+          <w:rFonts w:ascii="Times New Roman" w:hAnsi="Times New Roman"/>
+          <w:sz w:val="24"/>
+        </w:rPr>
+        <w:t xml:space="preserve">: ninguna pantalla es un montón de cajas sueltas, sino contenedores que crecen con su contenido. Por eso una tabla con dos filas y otra con ocho se ven bien sin ajustar nada a mano, y por eso el prototipo soporta cambiar un texto sin que se descuadre la pantalla entera. La segunda son los </w:t>
+      </w:r>
+      <w:r>
+        <w:rPr>
+          <w:rFonts w:ascii="Times New Roman" w:hAnsi="Times New Roman"/>
+          <w:b/>
+          <w:sz w:val="24"/>
+        </w:rPr>
+        <w:t>estilos y las variables</w:t>
+      </w:r>
+      <w:r>
+        <w:rPr>
+          <w:rFonts w:ascii="Times New Roman" w:hAnsi="Times New Roman"/>
+          <w:sz w:val="24"/>
+        </w:rPr>
+        <w:t>: los colores y los espaciados de la sección 3 no están escritos pantalla por pantalla, sino declarados una vez. Cambiar el azul institucional cambia las 22 pantallas a la vez, que es justamente lo que a mano se olvida.</w:t>
       </w:r>
     </w:p>
+    <w:p>
+      <w:pPr>
+        <w:ind w:firstLine="720"/>
+      </w:pPr>
+      <w:r>
+        <w:rPr>
+          <w:rFonts w:ascii="Times New Roman" w:hAnsi="Times New Roman"/>
+          <w:b/>
+          <w:sz w:val="24"/>
+        </w:rPr>
+        <w:t>Para recorrerlo</w:t>
+      </w:r>
+      <w:r>
+        <w:rPr>
+          <w:rFonts w:ascii="Times New Roman" w:hAnsi="Times New Roman"/>
+          <w:sz w:val="24"/>
+        </w:rPr>
+        <w:t xml:space="preserve">, el botón </w:t>
+      </w:r>
+      <w:r>
+        <w:rPr>
+          <w:rFonts w:ascii="Times New Roman" w:hAnsi="Times New Roman"/>
+          <w:b/>
+          <w:sz w:val="24"/>
+        </w:rPr>
+        <w:t>Presentar</w:t>
+      </w:r>
+      <w:r>
+        <w:rPr>
+          <w:rFonts w:ascii="Times New Roman" w:hAnsi="Times New Roman"/>
+          <w:sz w:val="24"/>
+        </w:rPr>
+        <w:t xml:space="preserve"> arranca en la pantalla de acceso, que está fijada como punto de partida del flujo. Desde ahí se entra a cualquiera de los tres roles y cada pantalla lleva a las demás. Las conexiones usan </w:t>
+      </w:r>
+      <w:r>
+        <w:rPr>
+          <w:rFonts w:ascii="Times New Roman" w:hAnsi="Times New Roman"/>
+          <w:i/>
+          <w:sz w:val="24"/>
+        </w:rPr>
+        <w:t>Smart Animate</w:t>
+      </w:r>
+      <w:r>
+        <w:rPr>
+          <w:rFonts w:ascii="Times New Roman" w:hAnsi="Times New Roman"/>
+          <w:sz w:val="24"/>
+        </w:rPr>
+        <w:t xml:space="preserve"> con salida suave y 300 ms: como las pantallas comparten la barra superior y el menú con el mismo nombre y la misma posición, Figma los reconoce entre pantallas y los interpola en lugar de cortar en seco.</w:t>
+      </w:r>
+    </w:p>
+    <w:p>
+      <w:pPr>
+        <w:pStyle w:val="Heading2"/>
+      </w:pPr>
+      <w:r>
+        <w:t>Las Pantallas</w:t>
+      </w:r>
+    </w:p>
+    <w:p>
+      <w:pPr>
+        <w:ind w:firstLine="720"/>
+      </w:pPr>
+      <w:r>
+        <w:rPr>
+          <w:rFonts w:ascii="Times New Roman" w:hAnsi="Times New Roman"/>
+          <w:sz w:val="24"/>
+        </w:rPr>
+        <w:t>Cinco pantallas bastan para ver el sistema de diseño aplicado: una de acceso, un tablero, dos formularios con reglas de negocio a la vista y una consulta.</w:t>
+      </w:r>
+    </w:p>
+    <w:p>
+      <w:r>
+        <w:rPr>
+          <w:rFonts w:ascii="Times New Roman" w:hAnsi="Times New Roman"/>
+          <w:b/>
+          <w:i w:val="0"/>
+          <w:sz w:val="24"/>
+        </w:rPr>
+        <w:t>Figura 10</w:t>
+      </w:r>
+    </w:p>
+    <w:p>
+      <w:r>
+        <w:rPr>
+          <w:rFonts w:ascii="Times New Roman" w:hAnsi="Times New Roman"/>
+          <w:b w:val="0"/>
+          <w:i/>
+          <w:sz w:val="24"/>
+        </w:rPr>
+        <w:t>Pantalla de acceso</w:t>
+      </w:r>
+    </w:p>
+    <w:p>
+      <w:pPr>
+        <w:jc w:val="center"/>
+      </w:pPr>
+      <w:r>
+        <w:drawing>
+          <wp:inline xmlns:a="http://schemas.openxmlformats.org/drawingml/2006/main" xmlns:pic="http://schemas.openxmlformats.org/drawingml/2006/picture">
+            <wp:extent cx="5220000" cy="3343871"/>
+            <wp:docPr id="10" name="Picture 10"/>
+            <wp:cNvGraphicFramePr>
+              <a:graphicFrameLocks noChangeAspect="1"/>
+            </wp:cNvGraphicFramePr>
+            <a:graphic>
+              <a:graphicData uri="http://schemas.openxmlformats.org/drawingml/2006/picture">
+                <pic:pic>
+                  <pic:nvPicPr>
+                    <pic:cNvPr id="0" name="01-acceso.png"/>
+                    <pic:cNvPicPr/>
+                  </pic:nvPicPr>
+                  <pic:blipFill>
+                    <a:blip r:embed="rId19"/>
+                    <a:stretch>
+                      <a:fillRect/>
+                    </a:stretch>
+                  </pic:blipFill>
+                  <pic:spPr>
+                    <a:xfrm>
+                      <a:off x="0" y="0"/>
+                      <a:ext cx="5220000" cy="3343871"/>
+                    </a:xfrm>
+                    <a:prstGeom prst="rect"/>
+                  </pic:spPr>
+                </pic:pic>
+              </a:graphicData>
+            </a:graphic>
+          </wp:inline>
+        </w:drawing>
+      </w:r>
+    </w:p>
+    <w:p>
+      <w:pPr>
+        <w:spacing w:line="240" w:lineRule="auto"/>
+      </w:pPr>
+      <w:r>
+        <w:rPr>
+          <w:rFonts w:ascii="Times New Roman" w:hAnsi="Times New Roman"/>
+          <w:i/>
+          <w:sz w:val="20"/>
+        </w:rPr>
+        <w:t xml:space="preserve">Nota. </w:t>
+      </w:r>
+      <w:r>
+        <w:rPr>
+          <w:rFonts w:ascii="Times New Roman" w:hAnsi="Times New Roman"/>
+          <w:sz w:val="20"/>
+        </w:rPr>
+        <w:t>El único camino de entrada al sistema. El enlace de restablecimiento abre el flujo de autoservicio de HU-32, que no pasa por la secretaría.</w:t>
+      </w:r>
+    </w:p>
+    <w:p/>
+    <w:p>
+      <w:r>
+        <w:rPr>
+          <w:rFonts w:ascii="Times New Roman" w:hAnsi="Times New Roman"/>
+          <w:b/>
+          <w:i w:val="0"/>
+          <w:sz w:val="24"/>
+        </w:rPr>
+        <w:t>Figura 11</w:t>
+      </w:r>
+    </w:p>
+    <w:p>
+      <w:r>
+        <w:rPr>
+          <w:rFonts w:ascii="Times New Roman" w:hAnsi="Times New Roman"/>
+          <w:b w:val="0"/>
+          <w:i/>
+          <w:sz w:val="24"/>
+        </w:rPr>
+        <w:t>Panel del administrador académico</w:t>
+      </w:r>
+    </w:p>
+    <w:p>
+      <w:pPr>
+        <w:jc w:val="center"/>
+      </w:pPr>
+      <w:r>
+        <w:drawing>
+          <wp:inline xmlns:a="http://schemas.openxmlformats.org/drawingml/2006/main" xmlns:pic="http://schemas.openxmlformats.org/drawingml/2006/picture">
+            <wp:extent cx="5220000" cy="5877106"/>
+            <wp:docPr id="11" name="Picture 11"/>
+            <wp:cNvGraphicFramePr>
+              <a:graphicFrameLocks noChangeAspect="1"/>
+            </wp:cNvGraphicFramePr>
+            <a:graphic>
+              <a:graphicData uri="http://schemas.openxmlformats.org/drawingml/2006/picture">
+                <pic:pic>
+                  <pic:nvPicPr>
+                    <pic:cNvPr id="0" name="02-panel-administrador.png"/>
+                    <pic:cNvPicPr/>
+                  </pic:nvPicPr>
+                  <pic:blipFill>
+                    <a:blip r:embed="rId20"/>
+                    <a:stretch>
+                      <a:fillRect/>
+                    </a:stretch>
+                  </pic:blipFill>
+                  <pic:spPr>
+                    <a:xfrm>
+                      <a:off x="0" y="0"/>
+                      <a:ext cx="5220000" cy="5877106"/>
+                    </a:xfrm>
+                    <a:prstGeom prst="rect"/>
+                  </pic:spPr>
+                </pic:pic>
+              </a:graphicData>
+            </a:graphic>
+          </wp:inline>
+        </w:drawing>
+      </w:r>
+    </w:p>
+    <w:p>
+      <w:pPr>
+        <w:spacing w:line="240" w:lineRule="auto"/>
+      </w:pPr>
+      <w:r>
+        <w:rPr>
+          <w:rFonts w:ascii="Times New Roman" w:hAnsi="Times New Roman"/>
+          <w:i/>
+          <w:sz w:val="20"/>
+        </w:rPr>
+        <w:t xml:space="preserve">Nota. </w:t>
+      </w:r>
+      <w:r>
+        <w:rPr>
+          <w:rFonts w:ascii="Times New Roman" w:hAnsi="Times New Roman"/>
+          <w:sz w:val="20"/>
+        </w:rPr>
+        <w:t>Los indicadores y la tabla de ocupación salen del juego de prueba de la Fase 4: 11 estudiantes activos, 23 matrículas sobre 109 cupos. Los dos avisos ámbar no son decorativos, son los dos problemas reales de ese juego de datos: MAT-101 lleno y SOC-101 sin docente.</w:t>
+      </w:r>
+    </w:p>
+    <w:p/>
+    <w:p>
+      <w:r>
+        <w:rPr>
+          <w:rFonts w:ascii="Times New Roman" w:hAnsi="Times New Roman"/>
+          <w:b/>
+          <w:i w:val="0"/>
+          <w:sz w:val="24"/>
+        </w:rPr>
+        <w:t>Figura 12</w:t>
+      </w:r>
+    </w:p>
+    <w:p>
+      <w:r>
+        <w:rPr>
+          <w:rFonts w:ascii="Times New Roman" w:hAnsi="Times New Roman"/>
+          <w:b w:val="0"/>
+          <w:i/>
+          <w:sz w:val="24"/>
+        </w:rPr>
+        <w:t>Matricular estudiante</w:t>
+      </w:r>
+    </w:p>
+    <w:p>
+      <w:pPr>
+        <w:jc w:val="center"/>
+      </w:pPr>
+      <w:r>
+        <w:drawing>
+          <wp:inline xmlns:a="http://schemas.openxmlformats.org/drawingml/2006/main" xmlns:pic="http://schemas.openxmlformats.org/drawingml/2006/picture">
+            <wp:extent cx="5220000" cy="4486129"/>
+            <wp:docPr id="12" name="Picture 12"/>
+            <wp:cNvGraphicFramePr>
+              <a:graphicFrameLocks noChangeAspect="1"/>
+            </wp:cNvGraphicFramePr>
+            <a:graphic>
+              <a:graphicData uri="http://schemas.openxmlformats.org/drawingml/2006/picture">
+                <pic:pic>
+                  <pic:nvPicPr>
+                    <pic:cNvPr id="0" name="03-matricular.png"/>
+                    <pic:cNvPicPr/>
+                  </pic:nvPicPr>
+                  <pic:blipFill>
+                    <a:blip r:embed="rId21"/>
+                    <a:stretch>
+                      <a:fillRect/>
+                    </a:stretch>
+                  </pic:blipFill>
+                  <pic:spPr>
+                    <a:xfrm>
+                      <a:off x="0" y="0"/>
+                      <a:ext cx="5220000" cy="4486129"/>
+                    </a:xfrm>
+                    <a:prstGeom prst="rect"/>
+                  </pic:spPr>
+                </pic:pic>
+              </a:graphicData>
+            </a:graphic>
+          </wp:inline>
+        </w:drawing>
+      </w:r>
+    </w:p>
+    <w:p>
+      <w:pPr>
+        <w:spacing w:line="240" w:lineRule="auto"/>
+      </w:pPr>
+      <w:r>
+        <w:rPr>
+          <w:rFonts w:ascii="Times New Roman" w:hAnsi="Times New Roman"/>
+          <w:i/>
+          <w:sz w:val="20"/>
+        </w:rPr>
+        <w:t xml:space="preserve">Nota. </w:t>
+      </w:r>
+      <w:r>
+        <w:rPr>
+          <w:rFonts w:ascii="Times New Roman" w:hAnsi="Times New Roman"/>
+          <w:sz w:val="20"/>
+        </w:rPr>
+        <w:t>La pantalla muestra el cupo disponible antes de confirmar, de modo que RN-05 se ve en la interfaz y no solo se descubre cuando el sistema rechaza la operación.</w:t>
+      </w:r>
+    </w:p>
+    <w:p/>
+    <w:p>
+      <w:r>
+        <w:rPr>
+          <w:rFonts w:ascii="Times New Roman" w:hAnsi="Times New Roman"/>
+          <w:b/>
+          <w:i w:val="0"/>
+          <w:sz w:val="24"/>
+        </w:rPr>
+        <w:t>Figura 13</w:t>
+      </w:r>
+    </w:p>
+    <w:p>
+      <w:r>
+        <w:rPr>
+          <w:rFonts w:ascii="Times New Roman" w:hAnsi="Times New Roman"/>
+          <w:b w:val="0"/>
+          <w:i/>
+          <w:sz w:val="24"/>
+        </w:rPr>
+        <w:t>Registrar calificaciones</w:t>
+      </w:r>
+    </w:p>
+    <w:p>
+      <w:pPr>
+        <w:jc w:val="center"/>
+      </w:pPr>
+      <w:r>
+        <w:drawing>
+          <wp:inline xmlns:a="http://schemas.openxmlformats.org/drawingml/2006/main" xmlns:pic="http://schemas.openxmlformats.org/drawingml/2006/picture">
+            <wp:extent cx="5220000" cy="4648871"/>
+            <wp:docPr id="13" name="Picture 13"/>
+            <wp:cNvGraphicFramePr>
+              <a:graphicFrameLocks noChangeAspect="1"/>
+            </wp:cNvGraphicFramePr>
+            <a:graphic>
+              <a:graphicData uri="http://schemas.openxmlformats.org/drawingml/2006/picture">
+                <pic:pic>
+                  <pic:nvPicPr>
+                    <pic:cNvPr id="0" name="04-calificar.png"/>
+                    <pic:cNvPicPr/>
+                  </pic:nvPicPr>
+                  <pic:blipFill>
+                    <a:blip r:embed="rId22"/>
+                    <a:stretch>
+                      <a:fillRect/>
+                    </a:stretch>
+                  </pic:blipFill>
+                  <pic:spPr>
+                    <a:xfrm>
+                      <a:off x="0" y="0"/>
+                      <a:ext cx="5220000" cy="4648871"/>
+                    </a:xfrm>
+                    <a:prstGeom prst="rect"/>
+                  </pic:spPr>
+                </pic:pic>
+              </a:graphicData>
+            </a:graphic>
+          </wp:inline>
+        </w:drawing>
+      </w:r>
+    </w:p>
+    <w:p>
+      <w:pPr>
+        <w:spacing w:line="240" w:lineRule="auto"/>
+      </w:pPr>
+      <w:r>
+        <w:rPr>
+          <w:rFonts w:ascii="Times New Roman" w:hAnsi="Times New Roman"/>
+          <w:i/>
+          <w:sz w:val="20"/>
+        </w:rPr>
+        <w:t xml:space="preserve">Nota. </w:t>
+      </w:r>
+      <w:r>
+        <w:rPr>
+          <w:rFonts w:ascii="Times New Roman" w:hAnsi="Times New Roman"/>
+          <w:sz w:val="20"/>
+        </w:rPr>
+        <w:t>El lote se guarda completo o no se guarda. El error se marca en la fila concreta, no en un aviso general al principio del formulario.</w:t>
+      </w:r>
+    </w:p>
+    <w:p/>
+    <w:p>
+      <w:r>
+        <w:rPr>
+          <w:rFonts w:ascii="Times New Roman" w:hAnsi="Times New Roman"/>
+          <w:b/>
+          <w:i w:val="0"/>
+          <w:sz w:val="24"/>
+        </w:rPr>
+        <w:t>Figura 14</w:t>
+      </w:r>
+    </w:p>
+    <w:p>
+      <w:r>
+        <w:rPr>
+          <w:rFonts w:ascii="Times New Roman" w:hAnsi="Times New Roman"/>
+          <w:b w:val="0"/>
+          <w:i/>
+          <w:sz w:val="24"/>
+        </w:rPr>
+        <w:t>Mis notas del estudiante</w:t>
+      </w:r>
+    </w:p>
+    <w:p>
+      <w:pPr>
+        <w:jc w:val="center"/>
+      </w:pPr>
+      <w:r>
+        <w:drawing>
+          <wp:inline xmlns:a="http://schemas.openxmlformats.org/drawingml/2006/main" xmlns:pic="http://schemas.openxmlformats.org/drawingml/2006/picture">
+            <wp:extent cx="5220000" cy="4077741"/>
+            <wp:docPr id="14" name="Picture 14"/>
+            <wp:cNvGraphicFramePr>
+              <a:graphicFrameLocks noChangeAspect="1"/>
+            </wp:cNvGraphicFramePr>
+            <a:graphic>
+              <a:graphicData uri="http://schemas.openxmlformats.org/drawingml/2006/picture">
+                <pic:pic>
+                  <pic:nvPicPr>
+                    <pic:cNvPr id="0" name="05-mis-notas.png"/>
+                    <pic:cNvPicPr/>
+                  </pic:nvPicPr>
+                  <pic:blipFill>
+                    <a:blip r:embed="rId23"/>
+                    <a:stretch>
+                      <a:fillRect/>
+                    </a:stretch>
+                  </pic:blipFill>
+                  <pic:spPr>
+                    <a:xfrm>
+                      <a:off x="0" y="0"/>
+                      <a:ext cx="5220000" cy="4077741"/>
+                    </a:xfrm>
+                    <a:prstGeom prst="rect"/>
+                  </pic:spPr>
+                </pic:pic>
+              </a:graphicData>
+            </a:graphic>
+          </wp:inline>
+        </w:drawing>
+      </w:r>
+    </w:p>
+    <w:p>
+      <w:pPr>
+        <w:spacing w:line="240" w:lineRule="auto"/>
+      </w:pPr>
+      <w:r>
+        <w:rPr>
+          <w:rFonts w:ascii="Times New Roman" w:hAnsi="Times New Roman"/>
+          <w:i/>
+          <w:sz w:val="20"/>
+        </w:rPr>
+        <w:t xml:space="preserve">Nota. </w:t>
+      </w:r>
+      <w:r>
+        <w:rPr>
+          <w:rFonts w:ascii="Times New Roman" w:hAnsi="Times New Roman"/>
+          <w:sz w:val="20"/>
+        </w:rPr>
+        <w:t>La columna de aporte hace visible el cálculo de RN-11: responde de dónde salió la definitiva sin que el estudiante tenga que preguntarlo en la ventanilla.</w:t>
+      </w:r>
+    </w:p>
+    <w:p/>
     <w:p>
       <w:pPr>
         <w:pStyle w:val="Heading2"/>
@@ -20319,7 +20793,7 @@
                 <w:rFonts w:ascii="Times New Roman" w:hAnsi="Times New Roman"/>
                 <w:sz w:val="20"/>
               </w:rPr>
-              <w:t>El prototipo de Figma se genera por código, no se dibuja</w:t>
+              <w:t>El prototipo se arma con auto layout, estilos y variables, no con cajas sueltas</w:t>
             </w:r>
           </w:p>
         </w:tc>
@@ -20343,7 +20817,7 @@
                 <w:rFonts w:ascii="Times New Roman" w:hAnsi="Times New Roman"/>
                 <w:sz w:val="20"/>
               </w:rPr>
-              <w:t>Un cambio de interfaz se revisa como un diff y se repite sin pasos manuales, igual que los diagramas de ADR-006</w:t>
+              <w:t>Cambiar un token o un componente cambia las 22 pantallas a la vez y nada se descuadra al editar un texto</w:t>
             </w:r>
           </w:p>
         </w:tc>
@@ -20367,7 +20841,7 @@
                 <w:rFonts w:ascii="Times New Roman" w:hAnsi="Times New Roman"/>
                 <w:sz w:val="20"/>
               </w:rPr>
-              <w:t>Escribir el generador cuesta más que arrastrar las primeras pantallas</w:t>
+              <w:t>Montar el sistema de diseño antes que las pantallas retrasa las primeras</w:t>
             </w:r>
           </w:p>
         </w:tc>

--- a/fase5-mockup/Fase5-Mockup-SGA-APA7.docx
+++ b/fase5-mockup/Fase5-Mockup-SGA-APA7.docx
@@ -6105,7 +6105,7 @@
           <w:rFonts w:ascii="Times New Roman" w:hAnsi="Times New Roman"/>
           <w:sz w:val="24"/>
         </w:rPr>
-        <w:t xml:space="preserve">Una interfaz plana obliga a leerlo todo para saber qué es importante. La jerarquía se refuerza con dos recursos que no añaden ni una dependencia: </w:t>
+        <w:t xml:space="preserve">Una interfaz plana obliga a leerlo todo para saber qué es importante. La jerarquía se refuerza con dos recursos: </w:t>
       </w:r>
       <w:r>
         <w:rPr>
@@ -6155,35 +6155,7 @@
           <w:rFonts w:ascii="Times New Roman" w:hAnsi="Times New Roman"/>
           <w:sz w:val="24"/>
         </w:rPr>
-        <w:t xml:space="preserve"> Cuatro niveles de sombra, declarados como variables (</w:t>
-      </w:r>
-      <w:r>
-        <w:rPr>
-          <w:rFonts w:ascii="Consolas" w:hAnsi="Consolas"/>
-          <w:sz w:val="22"/>
-        </w:rPr>
-        <w:t>--sombra-1</w:t>
-      </w:r>
-      <w:r>
-        <w:rPr>
-          <w:rFonts w:ascii="Times New Roman" w:hAnsi="Times New Roman"/>
-          <w:sz w:val="24"/>
-        </w:rPr>
-        <w:t xml:space="preserve"> a </w:t>
-      </w:r>
-      <w:r>
-        <w:rPr>
-          <w:rFonts w:ascii="Consolas" w:hAnsi="Consolas"/>
-          <w:sz w:val="22"/>
-        </w:rPr>
-        <w:t>--sombra-4</w:t>
-      </w:r>
-      <w:r>
-        <w:rPr>
-          <w:rFonts w:ascii="Times New Roman" w:hAnsi="Times New Roman"/>
-          <w:sz w:val="24"/>
-        </w:rPr>
-        <w:t>) y aplicados según cuánto se adelanta un elemento respecto del fondo. El menú y las tarjetas usan el nivel 1; la banda de encabezado y los elementos que responden al puntero, el 4. Los degradados siguen la misma lógica: el azul institucional se oscurece hacia el fondo y se aclara hacia adelante.</w:t>
+        <w:t xml:space="preserve"> Cuatro niveles de sombra, declarados como estilos de efecto y aplicados según cuánto se adelanta un elemento respecto del fondo. El menú y las tarjetas usan el nivel 1; la banda de encabezado y los elementos que responden al puntero, el 4. Los degradados siguen la misma lógica: el azul institucional se oscurece hacia el fondo y se aclara hacia adelante.</w:t>
       </w:r>
     </w:p>
     <w:p>
@@ -14604,7 +14576,7 @@
                 <w:rFonts w:ascii="Times New Roman" w:hAnsi="Times New Roman"/>
                 <w:sz w:val="20"/>
               </w:rPr>
-              <w:t>Cumple; contorno de 3 px con separación</w:t>
+              <w:t>Definido: contorno de 3 px con separación. Comprobado en la maqueta de trabajo</w:t>
             </w:r>
           </w:p>
         </w:tc>
@@ -14826,7 +14798,7 @@
                 <w:rFonts w:ascii="Times New Roman" w:hAnsi="Times New Roman"/>
                 <w:sz w:val="20"/>
               </w:rPr>
-              <w:t xml:space="preserve">Cumple; con </w:t>
+              <w:t xml:space="preserve">Especificado para la Fase 6: con </w:t>
             </w:r>
             <w:r>
               <w:rPr>
@@ -14840,7 +14812,7 @@
                 <w:rFonts w:ascii="Times New Roman" w:hAnsi="Times New Roman"/>
                 <w:sz w:val="20"/>
               </w:rPr>
-              <w:t xml:space="preserve"> la interfaz queda quieta y conserva color y jerarquía</w:t>
+              <w:t xml:space="preserve"> la interfaz queda quieta y conserva color y jerarquía. Comprobado en la maqueta de trabajo</w:t>
             </w:r>
           </w:p>
         </w:tc>
@@ -15334,6 +15306,168 @@
     </w:p>
     <w:p>
       <w:pPr>
+        <w:ind w:firstLine="720"/>
+      </w:pPr>
+      <w:r>
+        <w:rPr>
+          <w:rFonts w:ascii="Times New Roman" w:hAnsi="Times New Roman"/>
+          <w:sz w:val="24"/>
+        </w:rPr>
+        <w:t>La accesibilidad se decide en dos momentos distintos y conviene separarlos, porque se verifican de formas distintas.</w:t>
+      </w:r>
+    </w:p>
+    <w:p>
+      <w:pPr>
+        <w:ind w:firstLine="720"/>
+      </w:pPr>
+      <w:r>
+        <w:rPr>
+          <w:rFonts w:ascii="Times New Roman" w:hAnsi="Times New Roman"/>
+          <w:b/>
+          <w:sz w:val="24"/>
+        </w:rPr>
+        <w:t>Lo que ya está resuelto en el diseño.</w:t>
+      </w:r>
+      <w:r>
+        <w:rPr>
+          <w:rFonts w:ascii="Times New Roman" w:hAnsi="Times New Roman"/>
+          <w:sz w:val="24"/>
+        </w:rPr>
+        <w:t xml:space="preserve"> Se ve en el prototipo y se puede revisar ahí mismo:</w:t>
+      </w:r>
+    </w:p>
+    <w:p>
+      <w:pPr>
+        <w:pStyle w:val="ListParagraph"/>
+        <w:spacing w:line="480" w:lineRule="auto"/>
+        <w:ind w:left="720"/>
+      </w:pPr>
+      <w:r>
+        <w:rPr>
+          <w:rFonts w:ascii="Times New Roman" w:hAnsi="Times New Roman"/>
+          <w:b/>
+          <w:sz w:val="24"/>
+        </w:rPr>
+        <w:t>El color nunca comunica solo</w:t>
+      </w:r>
+      <w:r>
+        <w:rPr>
+          <w:rFonts w:ascii="Times New Roman" w:hAnsi="Times New Roman"/>
+          <w:sz w:val="24"/>
+        </w:rPr>
+        <w:t>: todo estado lleva además texto. Las barras de ocupación acompañan a un porcentaje escrito; si se quitan, no se pierde ningún dato.</w:t>
+      </w:r>
+    </w:p>
+    <w:p>
+      <w:pPr>
+        <w:pStyle w:val="ListParagraph"/>
+        <w:spacing w:line="480" w:lineRule="auto"/>
+        <w:ind w:left="720"/>
+      </w:pPr>
+      <w:r>
+        <w:rPr>
+          <w:rFonts w:ascii="Times New Roman" w:hAnsi="Times New Roman"/>
+          <w:b/>
+          <w:sz w:val="24"/>
+        </w:rPr>
+        <w:t>Contraste suficiente en toda la paleta</w:t>
+      </w:r>
+      <w:r>
+        <w:rPr>
+          <w:rFonts w:ascii="Times New Roman" w:hAnsi="Times New Roman"/>
+          <w:sz w:val="24"/>
+        </w:rPr>
+        <w:t>, con 4.6:1 como valor más bajo (Tabla 3).</w:t>
+      </w:r>
+    </w:p>
+    <w:p>
+      <w:pPr>
+        <w:pStyle w:val="ListParagraph"/>
+        <w:spacing w:line="480" w:lineRule="auto"/>
+        <w:ind w:left="720"/>
+      </w:pPr>
+      <w:r>
+        <w:rPr>
+          <w:rFonts w:ascii="Times New Roman" w:hAnsi="Times New Roman"/>
+          <w:b/>
+          <w:sz w:val="24"/>
+        </w:rPr>
+        <w:t>Rótulo visible en todo control</w:t>
+      </w:r>
+      <w:r>
+        <w:rPr>
+          <w:rFonts w:ascii="Times New Roman" w:hAnsi="Times New Roman"/>
+          <w:sz w:val="24"/>
+        </w:rPr>
+        <w:t>, siempre encima del campo y nunca dentro como texto de ejemplo, que desaparece al escribir.</w:t>
+      </w:r>
+    </w:p>
+    <w:p>
+      <w:pPr>
+        <w:pStyle w:val="ListParagraph"/>
+        <w:spacing w:line="480" w:lineRule="auto"/>
+        <w:ind w:left="720"/>
+      </w:pPr>
+      <w:r>
+        <w:rPr>
+          <w:rFonts w:ascii="Times New Roman" w:hAnsi="Times New Roman"/>
+          <w:b/>
+          <w:sz w:val="24"/>
+        </w:rPr>
+        <w:t>Orden de lectura explícito</w:t>
+      </w:r>
+      <w:r>
+        <w:rPr>
+          <w:rFonts w:ascii="Times New Roman" w:hAnsi="Times New Roman"/>
+          <w:sz w:val="24"/>
+        </w:rPr>
+        <w:t xml:space="preserve"> en cada pantalla, que es el que debe seguir el tabulador.</w:t>
+      </w:r>
+    </w:p>
+    <w:p>
+      <w:pPr>
+        <w:ind w:firstLine="720"/>
+      </w:pPr>
+      <w:r>
+        <w:rPr>
+          <w:rFonts w:ascii="Times New Roman" w:hAnsi="Times New Roman"/>
+          <w:b/>
+          <w:sz w:val="24"/>
+        </w:rPr>
+        <w:t>Lo que queda especificado para la Fase 6.</w:t>
+      </w:r>
+      <w:r>
+        <w:rPr>
+          <w:rFonts w:ascii="Times New Roman" w:hAnsi="Times New Roman"/>
+          <w:sz w:val="24"/>
+        </w:rPr>
+        <w:t xml:space="preserve"> Son decisiones tomadas, pero que solo existen cuando haya código; el equipo de desarrollo no tiene que volver a discutirlas:</w:t>
+      </w:r>
+    </w:p>
+    <w:p>
+      <w:pPr>
+        <w:pStyle w:val="ListParagraph"/>
+        <w:spacing w:line="480" w:lineRule="auto"/>
+        <w:ind w:left="720"/>
+      </w:pPr>
+      <w:r>
+        <w:rPr>
+          <w:rFonts w:ascii="Times New Roman" w:hAnsi="Times New Roman"/>
+          <w:b/>
+          <w:sz w:val="24"/>
+        </w:rPr>
+        <w:t>Indicador de foco propio</w:t>
+      </w:r>
+      <w:r>
+        <w:rPr>
+          <w:rFonts w:ascii="Times New Roman" w:hAnsi="Times New Roman"/>
+          <w:sz w:val="24"/>
+        </w:rPr>
+        <w:t>, contorno de 3 píxeles con separación, en lugar del que el navegador ponga por defecto.</w:t>
+      </w:r>
+    </w:p>
+    <w:p>
+      <w:pPr>
         <w:pStyle w:val="ListParagraph"/>
         <w:spacing w:line="480" w:lineRule="auto"/>
         <w:ind w:left="720"/>
@@ -15429,7 +15563,7 @@
           <w:rFonts w:ascii="Times New Roman" w:hAnsi="Times New Roman"/>
           <w:sz w:val="24"/>
         </w:rPr>
-        <w:t xml:space="preserve">, </w:t>
+        <w:t xml:space="preserve">, y </w:t>
       </w:r>
       <w:r>
         <w:rPr>
@@ -15471,7 +15605,7 @@
           <w:rFonts w:ascii="Times New Roman" w:hAnsi="Times New Roman"/>
           <w:sz w:val="24"/>
         </w:rPr>
-        <w:t>. Un lector de pantalla puede recorrer la estructura sin adivinar.</w:t>
+        <w:t>. Un lector de pantalla recorre la estructura sin adivinar.</w:t>
       </w:r>
     </w:p>
     <w:p>
@@ -15508,14 +15642,14 @@
           <w:b/>
           <w:sz w:val="24"/>
         </w:rPr>
-        <w:t>Rótulos reales</w:t>
+        <w:t>Rótulos asociados</w:t>
       </w:r>
       <w:r>
         <w:rPr>
           <w:rFonts w:ascii="Times New Roman" w:hAnsi="Times New Roman"/>
           <w:sz w:val="24"/>
         </w:rPr>
-        <w:t xml:space="preserve"> asociados a cada control con </w:t>
+        <w:t xml:space="preserve"> a su control con </w:t>
       </w:r>
       <w:r>
         <w:rPr>
@@ -15558,28 +15692,6 @@
           <w:b/>
           <w:sz w:val="24"/>
         </w:rPr>
-        <w:t>El color nunca comunica solo</w:t>
-      </w:r>
-      <w:r>
-        <w:rPr>
-          <w:rFonts w:ascii="Times New Roman" w:hAnsi="Times New Roman"/>
-          <w:sz w:val="24"/>
-        </w:rPr>
-        <w:t>: todo estado lleva además texto. Las barras de ocupación acompañan a un porcentaje escrito; si se quitan, no se pierde ningún dato.</w:t>
-      </w:r>
-    </w:p>
-    <w:p>
-      <w:pPr>
-        <w:pStyle w:val="ListParagraph"/>
-        <w:spacing w:line="480" w:lineRule="auto"/>
-        <w:ind w:left="720"/>
-      </w:pPr>
-      <w:r>
-        <w:rPr>
-          <w:rFonts w:ascii="Times New Roman" w:hAnsi="Times New Roman"/>
-          <w:b/>
-          <w:sz w:val="24"/>
-        </w:rPr>
         <w:t>El movimiento se puede apagar</w:t>
       </w:r>
       <w:r>
@@ -15602,6 +15714,18 @@
           <w:sz w:val="24"/>
         </w:rPr>
         <w:t>, las entradas, los desplazamientos al apuntar y las manchas de color del fondo se detienen. La interfaz queda idéntica en color, tamaño y jerarquía; solo deja de moverse.</w:t>
+      </w:r>
+    </w:p>
+    <w:p>
+      <w:pPr>
+        <w:ind w:firstLine="720"/>
+      </w:pPr>
+      <w:r>
+        <w:rPr>
+          <w:rFonts w:ascii="Times New Roman" w:hAnsi="Times New Roman"/>
+          <w:sz w:val="24"/>
+        </w:rPr>
+        <w:t>Las seis de la segunda lista se probaron en la maqueta de trabajo de la sección 10.1, de modo que pasan a la Fase 6 comprobadas y no como buenas intenciones.</w:t>
       </w:r>
       <w:r>
         <w:br w:type="page"/>
@@ -16031,29 +16155,33 @@
           <w:b/>
           <w:sz w:val="24"/>
         </w:rPr>
-        <w:t>Para recorrerlo</w:t>
+        <w:t>Para recorrerlo:</w:t>
       </w:r>
+    </w:p>
+    <w:p>
+      <w:pPr>
+        <w:spacing w:line="240" w:lineRule="auto"/>
+        <w:ind w:left="283"/>
+      </w:pPr>
+      <w:r>
+        <w:rPr>
+          <w:rFonts w:ascii="Consolas" w:hAnsi="Consolas"/>
+          <w:sz w:val="16"/>
+        </w:rPr>
+        <w:t>https://www.figma.com/proto/0N23jzSCsiWpoBvI59fkup/SGA---Prototipo-Fase-5---Grupo-6?node-id=12-103&amp;starting-point-node-id=12%3A103&amp;scaling=min-zoom&amp;content-scaling=fixed</w:t>
+      </w:r>
+    </w:p>
+    <w:p/>
+    <w:p>
+      <w:pPr>
+        <w:ind w:firstLine="720"/>
+      </w:pPr>
       <w:r>
         <w:rPr>
           <w:rFonts w:ascii="Times New Roman" w:hAnsi="Times New Roman"/>
           <w:sz w:val="24"/>
         </w:rPr>
-        <w:t xml:space="preserve">, el botón </w:t>
-      </w:r>
-      <w:r>
-        <w:rPr>
-          <w:rFonts w:ascii="Times New Roman" w:hAnsi="Times New Roman"/>
-          <w:b/>
-          <w:sz w:val="24"/>
-        </w:rPr>
-        <w:t>Presentar</w:t>
-      </w:r>
-      <w:r>
-        <w:rPr>
-          <w:rFonts w:ascii="Times New Roman" w:hAnsi="Times New Roman"/>
-          <w:sz w:val="24"/>
-        </w:rPr>
-        <w:t xml:space="preserve"> arranca en la pantalla de acceso, que está fijada como punto de partida del flujo. Desde ahí se entra a cualquiera de los tres roles y cada pantalla lleva a las demás. Las conexiones usan </w:t>
+        <w:t xml:space="preserve">El enlace abre el prototipo en modo presentación, sin necesidad de cuenta ni de iniciar sesión. Arranca en la pantalla de acceso, que está fijada como punto de partida del flujo. Desde ahí se entra a cualquiera de los tres roles y cada pantalla lleva a las demás. Las conexiones usan </w:t>
       </w:r>
       <w:r>
         <w:rPr>
@@ -16784,7 +16912,7 @@
                 <w:rFonts w:ascii="Times New Roman" w:hAnsi="Times New Roman"/>
                 <w:sz w:val="20"/>
               </w:rPr>
-              <w:t>La adaptación a móvil y el contraste</w:t>
+              <w:t>El contraste de la paleta</w:t>
             </w:r>
           </w:p>
         </w:tc>
@@ -16819,6 +16947,56 @@
             <w:tcW w:type="dxa" w:w="4680"/>
             <w:tcBorders>
               <w:top w:val="nil"/>
+              <w:bottom w:val="nil"/>
+              <w:left w:val="nil"/>
+              <w:right w:val="nil"/>
+            </w:tcBorders>
+          </w:tcPr>
+          <w:p>
+            <w:pPr>
+              <w:spacing w:line="240" w:lineRule="auto" w:after="40"/>
+            </w:pPr>
+            <w:r/>
+            <w:r>
+              <w:rPr>
+                <w:rFonts w:ascii="Times New Roman" w:hAnsi="Times New Roman"/>
+                <w:sz w:val="20"/>
+              </w:rPr>
+              <w:t>Los mensajes, con su redacción definitiva</w:t>
+            </w:r>
+          </w:p>
+        </w:tc>
+        <w:tc>
+          <w:tcPr>
+            <w:tcW w:type="dxa" w:w="4680"/>
+            <w:tcBorders>
+              <w:top w:val="nil"/>
+              <w:bottom w:val="nil"/>
+              <w:left w:val="nil"/>
+              <w:right w:val="nil"/>
+            </w:tcBorders>
+          </w:tcPr>
+          <w:p>
+            <w:pPr>
+              <w:spacing w:line="240" w:lineRule="auto" w:after="40"/>
+            </w:pPr>
+            <w:r/>
+            <w:r>
+              <w:rPr>
+                <w:rFonts w:ascii="Times New Roman" w:hAnsi="Times New Roman"/>
+                <w:sz w:val="20"/>
+              </w:rPr>
+              <w:t>La autorización: el prototipo deja cambiar de rol a voluntad</w:t>
+            </w:r>
+          </w:p>
+        </w:tc>
+      </w:tr>
+      <w:tr>
+        <w:tc>
+          <w:tcPr>
+            <w:tcW w:type="dxa" w:w="4680"/>
+            <w:tcBorders>
+              <w:top w:val="nil"/>
               <w:bottom w:val="single" w:sz="6" w:color="000000"/>
               <w:left w:val="nil"/>
               <w:right w:val="nil"/>
@@ -16829,13 +17007,6 @@
               <w:spacing w:line="240" w:lineRule="auto" w:after="40"/>
             </w:pPr>
             <w:r/>
-            <w:r>
-              <w:rPr>
-                <w:rFonts w:ascii="Times New Roman" w:hAnsi="Times New Roman"/>
-                <w:sz w:val="20"/>
-              </w:rPr>
-              <w:t>Los mensajes, con su redacción definitiva</w:t>
-            </w:r>
           </w:p>
         </w:tc>
         <w:tc>
@@ -16858,7 +17029,7 @@
                 <w:rFonts w:ascii="Times New Roman" w:hAnsi="Times New Roman"/>
                 <w:sz w:val="20"/>
               </w:rPr>
-              <w:t>La autorización: el prototipo deja cambiar de rol a voluntad</w:t>
+              <w:t>La adaptación: los frames tienen un ancho fijo, no se reacomodan</w:t>
             </w:r>
           </w:p>
         </w:tc>
@@ -16882,7 +17053,7 @@
           <w:rFonts w:ascii="Times New Roman" w:hAnsi="Times New Roman"/>
           <w:sz w:val="20"/>
         </w:rPr>
-        <w:t>La última fila es a propósito: el prototipo permite saltar entre roles para poder revisarlo completo. En el sistema real, ese salto es exactamente lo que RN-23 impide.</w:t>
+        <w:t>Dos filas piden explicación. La autorización se deja abierta a propósito, para poder revisar el prototipo completo con los tres roles; en el sistema real ese salto es exactamente lo que RN-23 impide. Y la adaptación no se puede mostrar en Figma: un frame mide lo que se le dibujó. El diseño adaptable está definido —la Figura 9 muestra cómo se ve a 360 píxeles— y medido en la sección 10.1, pero sobre la maqueta de trabajo, no sobre este archivo.</w:t>
       </w:r>
     </w:p>
     <w:p/>
@@ -21137,7 +21308,7 @@
                 <w:rFonts w:ascii="Times New Roman" w:hAnsi="Times New Roman"/>
                 <w:sz w:val="20"/>
               </w:rPr>
-              <w:t>Cada celda necesita su rótulo en el marcado</w:t>
+              <w:t>Cada celda necesita llevar su rótulo, que en escritorio va en el encabezado</w:t>
             </w:r>
           </w:p>
         </w:tc>

--- a/fase5-mockup/Fase5-Mockup-SGA-APA7.docx
+++ b/fase5-mockup/Fase5-Mockup-SGA-APA7.docx
@@ -22126,7 +22126,7 @@
           <w:rFonts w:ascii="Times New Roman" w:hAnsi="Times New Roman"/>
           <w:sz w:val="24"/>
         </w:rPr>
-        <w:t xml:space="preserve"> 22 pantallas · 16 componentes · 8 diagramas · 18 tablas · catálogo de 25 mensajes · prototipo de Figma generado por código, con 142 conexiones · 0 desbordes a 360 px · 24 historias del MVP trazadas.</w:t>
+        <w:t xml:space="preserve"> 22 pantallas · 16 componentes · 8 diagramas · 6 capturas · 18 tablas · catálogo de 25 mensajes · prototipo de Figma con 142 conexiones · 0 desbordes a 360 px · 24 historias del MVP trazadas.</w:t>
       </w:r>
     </w:p>
     <w:sectPr>
